--- a/docs/Code-Transfer-Station-新机器部署使用说明书.docx
+++ b/docs/Code-Transfer-Station-新机器部署使用说明书.docx
@@ -25,10 +25,8 @@
       <w:r>
         <w:rPr>
           <w:rFonts w:ascii="Calibri" w:hAnsi="Calibri" w:eastAsia="Microsoft YaHei"/>
-          <w:color w:val="666666"/>
-          <w:sz w:val="24"/>
         </w:rPr>
-        <w:t>整体架构、本地部署设置、Codex 生成后续流程、服务器自动拉取配置</w:t>
+        <w:t>整体架构、本地部署设置、Codex 静态修改流程、服务器自动拉取配置</w:t>
       </w:r>
     </w:p>
     <w:p>
@@ -115,9 +113,8 @@
       <w:r>
         <w:rPr>
           <w:rFonts w:ascii="Calibri" w:hAnsi="Calibri" w:eastAsia="Microsoft YaHei"/>
-          <w:b w:val="0"/>
         </w:rPr>
-        <w:t>本项目采用 Git 拉取模型：本地开发机负责修改、测试、提交和 push；GitHub 作为代码中转；控制服务器定时轮询仓库，发现新 commit 后自动拉取、运行、测试并写日志。</w:t>
+        <w:t>本项目采用 Git 拉取模型：本地开发机/Codex 负责修改、静态检查、提交和 push；GitHub 作为代码中转；控制服务器定时轮询仓库，发现新 commit 后自动拉取、运行、测试并写日志。Codex 本地不执行业务代码。</w:t>
       </w:r>
     </w:p>
     <w:p>
@@ -145,21 +142,7 @@
           <w:color w:val="242424"/>
           <w:sz w:val="18"/>
         </w:rPr>
-        <w:t xml:space="preserve">  -&gt; bash run.sh</w:t>
-      </w:r>
-    </w:p>
-    <w:p>
-      <w:pPr>
-        <w:pStyle w:val="CodeBlock"/>
-        <w:shd w:fill="F6F8FA"/>
-      </w:pPr>
-      <w:r>
-        <w:rPr>
-          <w:rFonts w:ascii="Consolas" w:hAnsi="Consolas" w:eastAsia="Microsoft YaHei"/>
-          <w:color w:val="242424"/>
-          <w:sz w:val="18"/>
-        </w:rPr>
-        <w:t xml:space="preserve">  -&gt; python3 -m pytest -q</w:t>
+        <w:t xml:space="preserve">  -&gt; 静态检查/清单检查</w:t>
       </w:r>
     </w:p>
     <w:p>
@@ -392,7 +375,7 @@
               <w:rPr>
                 <w:rFonts w:ascii="Calibri" w:hAnsi="Calibri" w:eastAsia="Microsoft YaHei"/>
               </w:rPr>
-              <w:t>写代码、运行、测试、提交、推送</w:t>
+              <w:t>写代码、静态检查、提交、推送</w:t>
             </w:r>
           </w:p>
         </w:tc>
@@ -1021,9 +1004,8 @@
       <w:r>
         <w:rPr>
           <w:rFonts w:ascii="Calibri" w:hAnsi="Calibri" w:eastAsia="Microsoft YaHei"/>
-          <w:b w:val="0"/>
         </w:rPr>
-        <w:t>本地新电脑指 Windows/macOS/Linux 开发机，包含 Codex 所在机器。这里配置的是开发者自己的 GitHub 身份，用于 push 代码；不要复用服务器 Deploy Key。</w:t>
+        <w:t>本地新电脑指 Windows/macOS/Linux 开发机，包含 Codex 所在机器。这里配置的是开发者自己的 GitHub 身份，用于 push 代码；不要复用服务器 Deploy Key。Codex 本地禁止运行项目业务代码、run.sh、pytest、make run 或 make test。</w:t>
       </w:r>
     </w:p>
     <w:p>
@@ -1913,7 +1895,10 @@
         <w:pStyle w:val="Heading2"/>
       </w:pPr>
       <w:r>
-        <w:t>3.6 本地验证</w:t>
+        <w:rPr>
+          <w:rFonts w:ascii="Calibri" w:hAnsi="Calibri" w:eastAsia="Microsoft YaHei"/>
+        </w:rPr>
+        <w:t>3.6 本地检查（不执行代码）</w:t>
       </w:r>
     </w:p>
     <w:p>
@@ -1923,9 +1908,8 @@
       <w:r>
         <w:rPr>
           <w:rFonts w:ascii="Calibri" w:hAnsi="Calibri" w:eastAsia="Microsoft YaHei"/>
-          <w:b w:val="0"/>
         </w:rPr>
-        <w:t>拿到代码并安装依赖后，本地先跑统一入口和测试：</w:t>
+        <w:t>拿到代码并安装依赖后，Codex 本地只做不执行业务代码的检查，例如 git status、git diff、rg 和清单一致性检查。运行和测试交给控制服务器。</w:t>
       </w:r>
     </w:p>
     <w:p>
@@ -1939,7 +1923,7 @@
           <w:color w:val="242424"/>
           <w:sz w:val="18"/>
         </w:rPr>
-        <w:t>bash run.sh</w:t>
+        <w:t>git status</w:t>
       </w:r>
     </w:p>
     <w:p>
@@ -1953,7 +1937,7 @@
           <w:color w:val="242424"/>
           <w:sz w:val="18"/>
         </w:rPr>
-        <w:t>python3 -m pytest -q</w:t>
+        <w:t>git diff</w:t>
       </w:r>
     </w:p>
     <w:tbl>
@@ -2023,9 +2007,8 @@
       <w:r>
         <w:rPr>
           <w:rFonts w:ascii="Calibri" w:hAnsi="Calibri" w:eastAsia="Microsoft YaHei"/>
-          <w:b w:val="0"/>
         </w:rPr>
-        <w:t>项目已经通过 AGENTS.md 指向 docs/RUNBOOK.md。让 Codex 改代码或生成新业务代码时，要明确要求它先读 RUNBOOK，并在生成后执行后续验证和提交流程。</w:t>
+        <w:t>项目已经通过 AGENTS.md 指向 docs/RUNBOOK.md。让 Codex 改代码或生成新业务代码时，要明确要求它先读 RUNBOOK，并遵守本地禁止执行代码的规则。</w:t>
       </w:r>
     </w:p>
     <w:p>
@@ -2065,7 +2048,7 @@
           <w:color w:val="242424"/>
           <w:sz w:val="18"/>
         </w:rPr>
-        <w:t>生成或修改代码后，请执行 bash run.sh 和 python3 -m pytest -q。</w:t>
+        <w:t>生成或修改代码后，禁止在本地执行 bash run.sh、python3 -m pytest -q、pytest、make run 或 make test。</w:t>
       </w:r>
     </w:p>
     <w:p>
@@ -2093,7 +2076,7 @@
           <w:color w:val="242424"/>
           <w:sz w:val="18"/>
         </w:rPr>
-        <w:t>本地验证通过后再 git add -A、git commit、git push。</w:t>
+        <w:t>只做不执行业务代码的静态检查和清单检查，然后 git add -A、git commit、git push；由控制服务器自动拉取后执行 run.sh 和 pytest。</w:t>
       </w:r>
     </w:p>
     <w:tbl>
@@ -2384,7 +2367,7 @@
               <w:rPr>
                 <w:rFonts w:ascii="Calibri" w:hAnsi="Calibri" w:eastAsia="Microsoft YaHei"/>
               </w:rPr>
-              <w:t>执行 bash run.sh，再执行 python3 -m pytest -q</w:t>
+              <w:t>只做静态检查和清单检查，不执行 run.sh/pytest</w:t>
             </w:r>
           </w:p>
         </w:tc>
@@ -2407,7 +2390,7 @@
               <w:rPr>
                 <w:rFonts w:ascii="Calibri" w:hAnsi="Calibri" w:eastAsia="Microsoft YaHei"/>
               </w:rPr>
-              <w:t>不要跳过 run.sh 直接跑临时命令</w:t>
+              <w:t>不要在本地运行项目入口、业务脚本或测试套件</w:t>
             </w:r>
           </w:p>
         </w:tc>
@@ -4522,7 +4505,7 @@
               <w:rPr>
                 <w:rFonts w:ascii="Calibri" w:hAnsi="Calibri" w:eastAsia="Microsoft YaHei"/>
               </w:rPr>
-              <w:t>本地没有 git push，或服务器轮询未启动</w:t>
+              <w:t>没有 git push、服务器轮询未启动，或需要手动同步最新代码</w:t>
             </w:r>
           </w:p>
         </w:tc>
@@ -4545,7 +4528,7 @@
               <w:rPr>
                 <w:rFonts w:ascii="Calibri" w:hAnsi="Calibri" w:eastAsia="Microsoft YaHei"/>
               </w:rPr>
-              <w:t>本地先按 RUNBOOK 验证并 push；服务器查看 daemon 和 latest.log</w:t>
+              <w:t>本地按 RUNBOOK 静态检查并 push；服务器查看 daemon/latest.log，必要时运行 server_sync_latest.sh</w:t>
             </w:r>
           </w:p>
         </w:tc>
@@ -4677,7 +4660,7 @@
           <w:color w:val="242424"/>
           <w:sz w:val="18"/>
         </w:rPr>
-        <w:t>bash run.sh</w:t>
+        <w:t>git status</w:t>
       </w:r>
     </w:p>
     <w:p>
@@ -4691,7 +4674,7 @@
           <w:color w:val="242424"/>
           <w:sz w:val="18"/>
         </w:rPr>
-        <w:t>python3 -m pytest -q</w:t>
+        <w:t>git diff</w:t>
       </w:r>
     </w:p>
     <w:p>
@@ -4727,7 +4710,7 @@
           <w:color w:val="242424"/>
           <w:sz w:val="18"/>
         </w:rPr>
-        <w:t>bash run.sh</w:t>
+        <w:t>git status</w:t>
       </w:r>
     </w:p>
     <w:p>
@@ -4741,7 +4724,7 @@
           <w:color w:val="242424"/>
           <w:sz w:val="18"/>
         </w:rPr>
-        <w:t>python3 -m pytest -q</w:t>
+        <w:t>git diff</w:t>
       </w:r>
     </w:p>
     <w:p>
@@ -4851,7 +4834,7 @@
         <w:rPr>
           <w:rFonts w:ascii="Calibri" w:hAnsi="Calibri" w:eastAsia="Microsoft YaHei"/>
         </w:rPr>
-        <w:t>本地已安装 Python 依赖，并能通过 bash run.sh 和 python3 -m pytest -q。</w:t>
+        <w:t>本地已安装 Python 依赖；Codex 本地不执行 run.sh/pytest，服务器负责运行和测试。</w:t>
       </w:r>
     </w:p>
     <w:p>
@@ -4862,7 +4845,7 @@
         <w:rPr>
           <w:rFonts w:ascii="Calibri" w:hAnsi="Calibri" w:eastAsia="Microsoft YaHei"/>
         </w:rPr>
-        <w:t>Codex 生成代码后会按 docs/RUNBOOK.md 执行后续验证、提交和推送。</w:t>
+        <w:t>Codex 生成代码后会按 docs/RUNBOOK.md 做静态检查、提交和推送，服务器自动执行验证。</w:t>
       </w:r>
     </w:p>
     <w:p>
@@ -4896,6 +4879,203 @@
           <w:rFonts w:ascii="Calibri" w:hAnsi="Calibri" w:eastAsia="Microsoft YaHei"/>
         </w:rPr>
         <w:t>没有把 token、私钥、服务器密码写入源码、文档或日志。</w:t>
+      </w:r>
+    </w:p>
+    <w:p>
+      <w:pPr>
+        <w:pStyle w:val="Heading1"/>
+      </w:pPr>
+      <w:r>
+        <w:t>10. 服务器没有自动更新时怎么办</w:t>
+      </w:r>
+    </w:p>
+    <w:p>
+      <w:pPr>
+        <w:pStyle w:val="BodyText"/>
+      </w:pPr>
+      <w:r>
+        <w:rPr>
+          <w:rFonts w:ascii="Calibri" w:hAnsi="Calibri" w:eastAsia="Microsoft YaHei"/>
+        </w:rPr>
+        <w:t>如果逻辑代码已经 push，但服务器没有在预期时间内更新，先在控制服务器上查看守护进程和日志；不要让 Codex 通过 SSH 代替执行。</w:t>
+      </w:r>
+    </w:p>
+    <w:p>
+      <w:pPr>
+        <w:pStyle w:val="CodeBlock"/>
+      </w:pPr>
+      <w:r>
+        <w:rPr>
+          <w:rFonts w:ascii="Consolas" w:hAnsi="Consolas" w:eastAsia="Microsoft YaHei"/>
+          <w:color w:val="242424"/>
+          <w:sz w:val="18"/>
+        </w:rPr>
+        <w:t>ps aux | grep server_pull_run | grep -v grep</w:t>
+      </w:r>
+    </w:p>
+    <w:p>
+      <w:pPr>
+        <w:pStyle w:val="CodeBlock"/>
+      </w:pPr>
+      <w:r>
+        <w:rPr>
+          <w:rFonts w:ascii="Consolas" w:hAnsi="Consolas" w:eastAsia="Microsoft YaHei"/>
+          <w:color w:val="242424"/>
+          <w:sz w:val="18"/>
+        </w:rPr>
+        <w:t>tail -n 160 ~/codex_pull_logs/latest.log</w:t>
+      </w:r>
+    </w:p>
+    <w:p>
+      <w:pPr>
+        <w:pStyle w:val="CodeBlock"/>
+      </w:pPr>
+      <w:r>
+        <w:rPr>
+          <w:rFonts w:ascii="Consolas" w:hAnsi="Consolas" w:eastAsia="Microsoft YaHei"/>
+          <w:color w:val="242424"/>
+          <w:sz w:val="18"/>
+        </w:rPr>
+        <w:t>cd ~/codex_projects/project</w:t>
+      </w:r>
+    </w:p>
+    <w:p>
+      <w:pPr>
+        <w:pStyle w:val="CodeBlock"/>
+      </w:pPr>
+      <w:r>
+        <w:rPr>
+          <w:rFonts w:ascii="Consolas" w:hAnsi="Consolas" w:eastAsia="Microsoft YaHei"/>
+          <w:color w:val="242424"/>
+          <w:sz w:val="18"/>
+        </w:rPr>
+        <w:t>bash scripts/server_sync_latest.sh</w:t>
+      </w:r>
+    </w:p>
+    <w:p>
+      <w:pPr>
+        <w:pStyle w:val="CodeBlock"/>
+      </w:pPr>
+      <w:r>
+        <w:rPr>
+          <w:rFonts w:ascii="Consolas" w:hAnsi="Consolas" w:eastAsia="Microsoft YaHei"/>
+          <w:color w:val="242424"/>
+          <w:sz w:val="18"/>
+        </w:rPr>
+        <w:t># 只同步代码，不立即运行 run.sh/pytest</w:t>
+      </w:r>
+    </w:p>
+    <w:p>
+      <w:pPr>
+        <w:pStyle w:val="CodeBlock"/>
+      </w:pPr>
+      <w:r>
+        <w:rPr>
+          <w:rFonts w:ascii="Consolas" w:hAnsi="Consolas" w:eastAsia="Microsoft YaHei"/>
+          <w:color w:val="242424"/>
+          <w:sz w:val="18"/>
+        </w:rPr>
+        <w:t>bash scripts/server_sync_latest.sh --no-run-once</w:t>
+      </w:r>
+    </w:p>
+    <w:p>
+      <w:pPr>
+        <w:pStyle w:val="CodeBlock"/>
+      </w:pPr>
+      <w:r>
+        <w:rPr>
+          <w:rFonts w:ascii="Consolas" w:hAnsi="Consolas" w:eastAsia="Microsoft YaHei"/>
+          <w:color w:val="242424"/>
+          <w:sz w:val="18"/>
+        </w:rPr>
+        <w:t># 同步并运行一次，但不重启后台 daemon</w:t>
+      </w:r>
+    </w:p>
+    <w:p>
+      <w:pPr>
+        <w:pStyle w:val="CodeBlock"/>
+      </w:pPr>
+      <w:r>
+        <w:rPr>
+          <w:rFonts w:ascii="Consolas" w:hAnsi="Consolas" w:eastAsia="Microsoft YaHei"/>
+          <w:color w:val="242424"/>
+          <w:sz w:val="18"/>
+        </w:rPr>
+        <w:t>bash scripts/server_sync_latest.sh --no-restart-daemon</w:t>
+      </w:r>
+    </w:p>
+    <w:p>
+      <w:pPr>
+        <w:pStyle w:val="Heading1"/>
+      </w:pPr>
+      <w:r>
+        <w:t>11. 代码需要项目目录外的数据怎么办</w:t>
+      </w:r>
+    </w:p>
+    <w:p>
+      <w:pPr>
+        <w:pStyle w:val="ListBullet"/>
+      </w:pPr>
+      <w:r>
+        <w:rPr>
+          <w:rFonts w:ascii="Calibri" w:hAnsi="Calibri" w:eastAsia="Microsoft YaHei"/>
+        </w:rPr>
+        <w:t>不要把本机绝对路径写入代码，例如 C:\Users\... 或 /Users/...。</w:t>
+      </w:r>
+    </w:p>
+    <w:p>
+      <w:pPr>
+        <w:pStyle w:val="ListBullet"/>
+      </w:pPr>
+      <w:r>
+        <w:rPr>
+          <w:rFonts w:ascii="Calibri" w:hAnsi="Calibri" w:eastAsia="Microsoft YaHei"/>
+        </w:rPr>
+        <w:t>不要把大数据、隐私数据、密钥文件提交到仓库。</w:t>
+      </w:r>
+    </w:p>
+    <w:p>
+      <w:pPr>
+        <w:pStyle w:val="ListBullet"/>
+      </w:pPr>
+      <w:r>
+        <w:rPr>
+          <w:rFonts w:ascii="Calibri" w:hAnsi="Calibri" w:eastAsia="Microsoft YaHei"/>
+        </w:rPr>
+        <w:t>在控制服务器上准备固定数据目录，例如 /data/code-transfer-station/input。</w:t>
+      </w:r>
+    </w:p>
+    <w:p>
+      <w:pPr>
+        <w:pStyle w:val="ListBullet"/>
+      </w:pPr>
+      <w:r>
+        <w:rPr>
+          <w:rFonts w:ascii="Calibri" w:hAnsi="Calibri" w:eastAsia="Microsoft YaHei"/>
+        </w:rPr>
+        <w:t>用环境变量告诉程序数据位置，例如 DATA_DIR=/data/code-transfer-station/input；.env.example 只写变量名和示例，不写真实敏感路径。</w:t>
+      </w:r>
+    </w:p>
+    <w:p>
+      <w:pPr>
+        <w:pStyle w:val="ListBullet"/>
+      </w:pPr>
+      <w:r>
+        <w:rPr>
+          <w:rFonts w:ascii="Calibri" w:hAnsi="Calibri" w:eastAsia="Microsoft YaHei"/>
+        </w:rPr>
+        <w:t>业务代码缺少数据时应明确报错，提示需要设置哪个环境变量、期望什么目录结构。</w:t>
+      </w:r>
+    </w:p>
+    <w:p>
+      <w:pPr>
+        <w:pStyle w:val="ListBullet"/>
+      </w:pPr>
+      <w:r>
+        <w:rPr>
+          <w:rFonts w:ascii="Calibri" w:hAnsi="Calibri" w:eastAsia="Microsoft YaHei"/>
+        </w:rPr>
+        <w:t>运行产物继续写入 RUN_ARTIFACT_DIR，由服务器脚本统一归档到 ~/codex_pull_logs/artifacts/latest/。</w:t>
       </w:r>
     </w:p>
     <w:sectPr>
